--- a/Quiz/Ch6 Quiz.docx
+++ b/Quiz/Ch6 Quiz.docx
@@ -729,6 +729,14 @@
           <w:szCs w:val="22"/>
         </w:rPr>
         <w:t>2 and discards the result</w:t>
+      </w:r>
+      <w:r>
+        <w:rPr>
+          <w:rFonts w:ascii="Times New Roman" w:hAnsi="Times New Roman" w:cs="Times New Roman"/>
+          <w:sz w:val="22"/>
+          <w:szCs w:val="22"/>
+        </w:rPr>
+        <w:t>, sets flags</w:t>
       </w:r>
     </w:p>
     <w:p>
